--- a/docs/design-meeting/design-meeting-worksheet.docx
+++ b/docs/design-meeting/design-meeting-worksheet.docx
@@ -91,7 +91,7 @@
         <w:spacing w:after="160"/>
       </w:pPr>
       <w:r>
-        <w:t xml:space="preserve">Marital status: single  /  married  /  divorced  /  widowed  /  separated  /  domestic_partner</w:t>
+        <w:t xml:space="preserve">Marital status: single  /  married  /  divorced  /  widowed  /  separated  /  domestic_partner  /  civil_union  /  unmarried_partnership</w:t>
       </w:r>
     </w:p>
     <w:p>
@@ -131,7 +131,23 @@
         <w:spacing w:after="160"/>
       </w:pPr>
       <w:r>
+        <w:t xml:space="preserve">Place of marriage or registration: _______________________________________________</w:t>
+      </w:r>
+    </w:p>
+    <w:p>
+      <w:pPr>
+        <w:spacing w:after="160"/>
+      </w:pPr>
+      <w:r>
         <w:t xml:space="preserve">Street: _______________________________________________</w:t>
+      </w:r>
+    </w:p>
+    <w:p>
+      <w:pPr>
+        <w:spacing w:after="160"/>
+      </w:pPr>
+      <w:r>
+        <w:t xml:space="preserve">Street address line 2: _______________________________________________</w:t>
       </w:r>
     </w:p>
     <w:p>

--- a/docs/design-meeting/design-meeting-worksheet.docx
+++ b/docs/design-meeting/design-meeting-worksheet.docx
@@ -657,7 +657,7 @@
         <w:spacing w:after="160"/>
       </w:pPr>
       <w:r>
-        <w:t xml:space="preserve">Client advance directive: prolong_life  /  do_not_resuscitate  /  do_not_prolong_life</w:t>
+        <w:t xml:space="preserve">Client advance directive: prolong_life  /  do_not_resuscitate  /  do_not_prolong_life  /  other</w:t>
       </w:r>
     </w:p>
     <w:p>
@@ -673,7 +673,7 @@
         <w:spacing w:after="160"/>
       </w:pPr>
       <w:r>
-        <w:t xml:space="preserve">Spouse advance directive: prolong_life  /  do_not_resuscitate  /  do_not_prolong_life</w:t>
+        <w:t xml:space="preserve">Spouse advance directive: prolong_life  /  do_not_resuscitate  /  do_not_prolong_life  /  other</w:t>
       </w:r>
     </w:p>
     <w:p>

--- a/docs/design-meeting/design-meeting-worksheet.docx
+++ b/docs/design-meeting/design-meeting-worksheet.docx
@@ -706,7 +706,23 @@
           <w:i/>
           <w:iCs/>
         </w:rPr>
-        <w:t xml:space="preserve">Close the meeting here. Anything unresolved belongs in concerns, not in a guess.</w:t>
+        <w:t xml:space="preserve">Close the meeting here. Signing county is usually Norfolk (Needham office). Anything unresolved belongs in concerns, not in a guess.</w:t>
+      </w:r>
+    </w:p>
+    <w:p>
+      <w:pPr>
+        <w:spacing w:after="160"/>
+      </w:pPr>
+      <w:r>
+        <w:t xml:space="preserve">Signing county: Barnstable  /  Berkshire  /  Bristol  /  Dukes  /  Essex  /  Franklin  /  Hampden  /  Hampshire  /  Middlesex  /  Nantucket  /  Norfolk  /  Plymouth  /  Suffolk  /  Worcester</w:t>
+      </w:r>
+    </w:p>
+    <w:p>
+      <w:pPr>
+        <w:spacing w:after="160"/>
+      </w:pPr>
+      <w:r>
+        <w:t xml:space="preserve">Signing date: _______________________________________________</w:t>
       </w:r>
     </w:p>
     <w:p>
@@ -731,22 +747,6 @@
       </w:pPr>
       <w:r>
         <w:t xml:space="preserve">Drafting notes: _______________________________________________</w:t>
-      </w:r>
-    </w:p>
-    <w:p>
-      <w:pPr>
-        <w:spacing w:after="160"/>
-      </w:pPr>
-      <w:r>
-        <w:t xml:space="preserve">Signing county (defaults to Norfolk — Needham office): _______________________________________________</w:t>
-      </w:r>
-    </w:p>
-    <w:p>
-      <w:pPr>
-        <w:spacing w:after="160"/>
-      </w:pPr>
-      <w:r>
-        <w:t xml:space="preserve">Target signing date: _______________________________________________</w:t>
       </w:r>
     </w:p>
     <w:sectPr>
